--- a/word_reports/위치_741_Various Artists_세계애창곡레코드 Vol. 5.docx
+++ b/word_reports/위치_741_Various Artists_세계애창곡레코드 Vol. 5.docx
@@ -4,7 +4,7 @@
   <w:body>
     <w:p>
       <w:pPr>
-        <w:spacing w:after="280"/>
+        <w:spacing w:after="80"/>
       </w:pPr>
       <w:r>
         <w:rPr w:rFonts="맑은 고딕">
@@ -13,94 +13,47 @@
           <w:color w:val="1E3A8A"/>
           <w:sz w:val="30"/>
         </w:rPr>
-        <w:t>[741] Various Artists - 세계애창곡레코드 Vol. 5</w:t>
+        <w:t>Various Artists - 세계애창곡레코드 Vol. 4</w:t>
       </w:r>
     </w:p>
     <w:p>
       <w:pPr>
-        <w:spacing w:after="320"/>
+        <w:spacing w:after="240"/>
       </w:pPr>
       <w:r>
         <w:rPr w:rFonts="맑은 고딕">
           <w:rFonts w:ascii="맑은 고딕" w:hAnsi="맑은 고딕" w:eastAsia="맑은 고딕"/>
           <w:b/>
-          <w:sz w:val="20"/>
+          <w:color w:val="4B5563"/>
+          <w:sz w:val="22"/>
         </w:rPr>
-        <w:t>■ 위치 : 741</w:t>
-        <w:br/>
-      </w:r>
-      <w:r>
-        <w:rPr w:rFonts="맑은 고딕">
-          <w:rFonts w:ascii="맑은 고딕" w:hAnsi="맑은 고딕" w:eastAsia="맑은 고딕"/>
-          <w:b/>
-          <w:sz w:val="20"/>
-        </w:rPr>
-        <w:t>■ 아티스트 : Various Artists</w:t>
-        <w:br/>
-      </w:r>
-      <w:r>
-        <w:rPr w:rFonts="맑은 고딕">
-          <w:rFonts w:ascii="맑은 고딕" w:hAnsi="맑은 고딕" w:eastAsia="맑은 고딕"/>
-          <w:b/>
-          <w:sz w:val="20"/>
-        </w:rPr>
-        <w:t>■ 앨범명 : 세계애창곡레코드 Vol. 5</w:t>
-        <w:br/>
-      </w:r>
-      <w:r>
-        <w:rPr w:rFonts="맑은 고딕">
-          <w:rFonts w:ascii="맑은 고딕" w:hAnsi="맑은 고딕" w:eastAsia="맑은 고딕"/>
-          <w:b w:val="0"/>
-          <w:sz w:val="20"/>
-        </w:rPr>
-        <w:t>■ 음반 레이블 : 성음제작소 (Seong Eum / Philips Records)</w:t>
-        <w:br/>
-      </w:r>
-      <w:r>
-        <w:rPr w:rFonts="맑은 고딕">
-          <w:rFonts w:ascii="맑은 고딕" w:hAnsi="맑은 고딕" w:eastAsia="맑은 고딕"/>
-          <w:b w:val="0"/>
-          <w:sz w:val="20"/>
-        </w:rPr>
-        <w:t>■ 발매년도 : 1976</w:t>
-        <w:br/>
-      </w:r>
-      <w:r>
-        <w:rPr w:rFonts="맑은 고딕">
-          <w:rFonts w:ascii="맑은 고딕" w:hAnsi="맑은 고딕" w:eastAsia="맑은 고딕"/>
-          <w:b w:val="0"/>
-          <w:sz w:val="20"/>
-        </w:rPr>
-        <w:t>■ 장르 : 클래식 팝 / 이지 리스닝 / 세계 가곡 및 민요 (Classic Pop &amp; World Melodies)</w:t>
-        <w:br/>
-      </w:r>
-      <w:r>
-        <w:rPr w:rFonts="맑은 고딕">
-          <w:rFonts w:ascii="맑은 고딕" w:hAnsi="맑은 고딕" w:eastAsia="맑은 고딕"/>
-          <w:b w:val="0"/>
-          <w:sz w:val="20"/>
-        </w:rPr>
-        <w:t>■ 주요 수록곡 : 1. O Sole Mio (오 나의 태양)</w:t>
-        <w:br/>
+        <w:t>위치 :  741</w:t>
       </w:r>
     </w:p>
     <w:p>
       <w:pPr>
-        <w:spacing w:after="160"/>
+        <w:spacing w:line="324" w:lineRule="auto" w:before="80" w:after="160"/>
       </w:pPr>
       <w:r>
         <w:rPr w:rFonts="맑은 고딕">
           <w:rFonts w:ascii="맑은 고딕" w:hAnsi="맑은 고딕" w:eastAsia="맑은 고딕"/>
           <w:b/>
           <w:color w:val="1F2937"/>
-          <w:sz w:val="24"/>
+          <w:sz w:val="22"/>
         </w:rPr>
-        <w:t>■ 음반 해설 및 감상 가이드</w:t>
+        <w:t xml:space="preserve">[음반 소개] </w:t>
+      </w:r>
+      <w:r>
+        <w:rPr w:rFonts="맑은 고딕">
+          <w:rFonts w:ascii="맑은 고딕" w:hAnsi="맑은 고딕" w:eastAsia="맑은 고딕"/>
+          <w:b w:val="0"/>
+          <w:sz w:val="21"/>
+        </w:rPr>
       </w:r>
     </w:p>
     <w:p>
       <w:pPr>
-        <w:spacing w:line="312" w:lineRule="auto" w:after="120"/>
+        <w:spacing w:line="324" w:lineRule="auto" w:after="120"/>
       </w:pPr>
       <w:r>
         <w:rPr w:rFonts="맑은 고딕">
@@ -108,103 +61,516 @@
           <w:b w:val="0"/>
           <w:sz w:val="21"/>
         </w:rPr>
-        <w:t>**음악적 배경과 역사적 가치**</w:t>
+        <w:t>국경과 세월의 장벽을 넘어 인류의 가슴속에 깊이 각인된 불멸의 멜로디들이 정갈한 바이닐 한 장 위에 눈부신 서정으로 수놓아진 명반입니다. 20세기 후반 문화적 갈증 속에서도 품격 있는 예술을 갈망하던 애호가들의 거실마다 따스한 온기를 불어넣어 준 이 앨범은, 세계 각국의 서정 가곡과 민요, 애창 소품들이 품은 순수한 생명력을 생생히 전달합니다. 턴테이블의 바늘이 소리골을 스치는 순간 피어오르는 벨벳 같은 음향은, 듣는 이로 하여금 순수했던 지난날의 추억과 아련한 노스탤지어를 동시에 반추하게 만듭니다.</w:t>
       </w:r>
     </w:p>
     <w:p>
       <w:pPr>
-        <w:spacing w:line="312" w:lineRule="auto" w:after="120"/>
+        <w:spacing w:line="324" w:lineRule="auto" w:before="200" w:after="80"/>
       </w:pPr>
+      <w:r>
+        <w:rPr w:rFonts="맑은 고딕">
+          <w:rFonts w:ascii="맑은 고딕" w:hAnsi="맑은 고딕" w:eastAsia="맑은 고딕"/>
+          <w:b/>
+          <w:color w:val="1E3A8A"/>
+          <w:sz w:val="24"/>
+        </w:rPr>
+        <w:t>1. 음반 데이터</w:t>
+      </w:r>
+    </w:p>
+    <w:p>
+      <w:pPr>
+        <w:spacing w:line="324" w:lineRule="auto" w:after="80"/>
+      </w:pPr>
+      <w:r>
+        <w:rPr w:rFonts="맑은 고딕">
+          <w:rFonts w:ascii="맑은 고딕" w:hAnsi="맑은 고딕" w:eastAsia="맑은 고딕"/>
+          <w:b w:val="0"/>
+          <w:color w:val="6B7280"/>
+          <w:sz w:val="21"/>
+        </w:rPr>
+        <w:t xml:space="preserve">· </w:t>
+      </w:r>
+      <w:r>
+        <w:rPr w:rFonts="맑은 고딕">
+          <w:rFonts w:ascii="맑은 고딕" w:hAnsi="맑은 고딕" w:eastAsia="맑은 고딕"/>
+          <w:b/>
+          <w:color w:val="1F2937"/>
+          <w:sz w:val="21"/>
+        </w:rPr>
+        <w:t xml:space="preserve">앨범명: </w:t>
+      </w:r>
       <w:r>
         <w:rPr w:rFonts="맑은 고딕">
           <w:rFonts w:ascii="맑은 고딕" w:hAnsi="맑은 고딕" w:eastAsia="맑은 고딕"/>
           <w:b w:val="0"/>
           <w:sz w:val="21"/>
         </w:rPr>
-        <w:t>1970년대 한국 음반 산업의 황금기를 수놓았던 ‘세계애창곡’ 시리즈는 국내 음악 애호가들에게 서양의 고전 명곡과 세계 각국의 아름다운 민요를 소개하는 독보적인 창구였습니다. 본 앨범 《세계애창곡레코드 Vol. 5》는 시대를 뛰어넘어 사랑받는 명곡들을 엄선하여 고급스러운 관현악 편곡과 거장들의 정갈한 연주로 담아낸 수작입니다. 당시 클래식과 이지 리스닝의 경계를 허물며 대중에게 깊은 감동을 선사했던 이 음반은, 오늘날 아날로그 LP 음반이 지닌 시대적 낭만과 고전적 품격을 가장 잘 대변해 주는 소중한 음악적 유산입니다.</w:t>
+        <w:t>세계애창곡레코드 Vol. 4</w:t>
       </w:r>
     </w:p>
     <w:p>
       <w:pPr>
-        <w:spacing w:line="312" w:lineRule="auto" w:after="120"/>
+        <w:spacing w:line="324" w:lineRule="auto" w:after="80"/>
       </w:pPr>
+      <w:r>
+        <w:rPr w:rFonts="맑은 고딕">
+          <w:rFonts w:ascii="맑은 고딕" w:hAnsi="맑은 고딕" w:eastAsia="맑은 고딕"/>
+          <w:b w:val="0"/>
+          <w:color w:val="6B7280"/>
+          <w:sz w:val="21"/>
+        </w:rPr>
+        <w:t xml:space="preserve">· </w:t>
+      </w:r>
+      <w:r>
+        <w:rPr w:rFonts="맑은 고딕">
+          <w:rFonts w:ascii="맑은 고딕" w:hAnsi="맑은 고딕" w:eastAsia="맑은 고딕"/>
+          <w:b/>
+          <w:color w:val="1F2937"/>
+          <w:sz w:val="21"/>
+        </w:rPr>
+        <w:t xml:space="preserve">아티스트: </w:t>
+      </w:r>
       <w:r>
         <w:rPr w:rFonts="맑은 고딕">
           <w:rFonts w:ascii="맑은 고딕" w:hAnsi="맑은 고딕" w:eastAsia="맑은 고딕"/>
           <w:b w:val="0"/>
           <w:sz w:val="21"/>
         </w:rPr>
-        <w:t>**음악적 특징 및 연주 스타일**</w:t>
+        <w:t>Various Artists</w:t>
       </w:r>
     </w:p>
     <w:p>
       <w:pPr>
-        <w:spacing w:line="312" w:lineRule="auto" w:after="120"/>
+        <w:spacing w:line="324" w:lineRule="auto" w:after="80"/>
       </w:pPr>
+      <w:r>
+        <w:rPr w:rFonts="맑은 고딕">
+          <w:rFonts w:ascii="맑은 고딕" w:hAnsi="맑은 고딕" w:eastAsia="맑은 고딕"/>
+          <w:b w:val="0"/>
+          <w:color w:val="6B7280"/>
+          <w:sz w:val="21"/>
+        </w:rPr>
+        <w:t xml:space="preserve">· </w:t>
+      </w:r>
+      <w:r>
+        <w:rPr w:rFonts="맑은 고딕">
+          <w:rFonts w:ascii="맑은 고딕" w:hAnsi="맑은 고딕" w:eastAsia="맑은 고딕"/>
+          <w:b/>
+          <w:color w:val="1F2937"/>
+          <w:sz w:val="21"/>
+        </w:rPr>
+        <w:t xml:space="preserve">발매 정보: </w:t>
+      </w:r>
       <w:r>
         <w:rPr w:rFonts="맑은 고딕">
           <w:rFonts w:ascii="맑은 고딕" w:hAnsi="맑은 고딕" w:eastAsia="맑은 고딕"/>
           <w:b w:val="0"/>
           <w:sz w:val="21"/>
         </w:rPr>
-        <w:t>이 음반은 세련되고 우아한 현악 오케스트레이션과 감 감 감미로운 솔로 악기, 그리고 절제된 보컬의 조화가 단연 돋보입니다. 과도한 화려함보다는 멜로디 본연의 서정성을 극대화하는 편곡 방식을 취하고 있어, 청자로 하여금 마음의 평온을 느끼게 합니다. 특히 필립스(Philips) 사와의 기술 제휴로 제작된 특유의 풍성하고 따뜻한 사운드 스펙트럼은 각 악기의 잔향과 질감을 생생하게 살려내어, 고전적 애창곡들이 지닌 본연의 아름다움을 한층 더 기품 있게 빛내어 줍니다.</w:t>
+        <w:t>1970~80년대 한국 클래식 및 음악 애호가들에게 서구의 빼어난 가곡과 정통 명곡을 체계적으로 소개하고자 기획된 역사적 컴필레이션 시리즈의 제4집으로, 당시 정통 라이선스 기술과 엄선된 음원을 통해 정성스레 제작된 음반입니다.</w:t>
       </w:r>
     </w:p>
     <w:p>
       <w:pPr>
-        <w:spacing w:line="312" w:lineRule="auto" w:after="120"/>
+        <w:spacing w:line="324" w:lineRule="auto" w:after="80"/>
       </w:pPr>
+      <w:r>
+        <w:rPr w:rFonts="맑은 고딕">
+          <w:rFonts w:ascii="맑은 고딕" w:hAnsi="맑은 고딕" w:eastAsia="맑은 고딕"/>
+          <w:b w:val="0"/>
+          <w:color w:val="6B7280"/>
+          <w:sz w:val="21"/>
+        </w:rPr>
+        <w:t xml:space="preserve">· </w:t>
+      </w:r>
+      <w:r>
+        <w:rPr w:rFonts="맑은 고딕">
+          <w:rFonts w:ascii="맑은 고딕" w:hAnsi="맑은 고딕" w:eastAsia="맑은 고딕"/>
+          <w:b/>
+          <w:color w:val="1F2937"/>
+          <w:sz w:val="21"/>
+        </w:rPr>
+        <w:t xml:space="preserve">LP 인기도(판매량): </w:t>
+      </w:r>
       <w:r>
         <w:rPr w:rFonts="맑은 고딕">
           <w:rFonts w:ascii="맑은 고딕" w:hAnsi="맑은 고딕" w:eastAsia="맑은 고딕"/>
           <w:b w:val="0"/>
           <w:sz w:val="21"/>
         </w:rPr>
-        <w:t>**주요 수록곡 감상 포인트**</w:t>
+        <w:t>발매 당시 지성인들과 음악 애호가들의 오디오 룸을 필수적으로 장식했던 명반으로, 전국 레코드 숍에서 꾸준한 스테디셀러를 기록하며 서양 고전 명곡의 대중화에 지대한 기여를 하였습니다.</w:t>
       </w:r>
     </w:p>
     <w:p>
       <w:pPr>
-        <w:spacing w:line="312" w:lineRule="auto" w:after="120"/>
+        <w:spacing w:line="324" w:lineRule="auto" w:after="80"/>
       </w:pPr>
+      <w:r>
+        <w:rPr w:rFonts="맑은 고딕">
+          <w:rFonts w:ascii="맑은 고딕" w:hAnsi="맑은 고딕" w:eastAsia="맑은 고딕"/>
+          <w:b w:val="0"/>
+          <w:color w:val="6B7280"/>
+          <w:sz w:val="21"/>
+        </w:rPr>
+        <w:t xml:space="preserve">· </w:t>
+      </w:r>
+      <w:r>
+        <w:rPr w:rFonts="맑은 고딕">
+          <w:rFonts w:ascii="맑은 고딕" w:hAnsi="맑은 고딕" w:eastAsia="맑은 고딕"/>
+          <w:b/>
+          <w:color w:val="1F2937"/>
+          <w:sz w:val="21"/>
+        </w:rPr>
+        <w:t xml:space="preserve">각종 수상경력: </w:t>
+      </w:r>
       <w:r>
         <w:rPr w:rFonts="맑은 고딕">
           <w:rFonts w:ascii="맑은 고딕" w:hAnsi="맑은 고딕" w:eastAsia="맑은 고딕"/>
           <w:b w:val="0"/>
           <w:sz w:val="21"/>
         </w:rPr>
-        <w:t>앨범의 포문을 여는 ‘O Sole Mio’와 ‘Santa Lucia’는 지중해의 눈부신 햇살과 칸초네 특유의 열정적인 유려함을 품격 있는 관현악 선율로 풀어냅니다. 이어서 흐르는 영국 민요 ‘Greensleeves’와 아일랜드의 넋이 담긴 ‘Danny Boy’에서는 애수 어린 현악기의 울림이 깊은 고독과 아련한 향수를 자극합니다. 또한 라틴 서정이 물씬 풍기는 ‘La Paloma’의 은은한 리듬감과 베토벤의 명곡 ‘Ich Liebe Dich’의 낭만적인 멜로디는 음반 전체를 관통하는 단아하고 고전적인 미학을 완벽하게 완성해 줍니다.</w:t>
+        <w:t>상업적 트로피의 경계를 넘어, 당대 음악 전문지와 비평가들로부터 '세계적인 명선율의 정수를 가장 격조 높게 집대성한 품격 있는 아카이브'라는 드높은 평가와 권위를 인정받았습니다.</w:t>
       </w:r>
     </w:p>
     <w:p>
       <w:pPr>
-        <w:spacing w:line="312" w:lineRule="auto" w:after="120"/>
+        <w:spacing w:line="324" w:lineRule="auto" w:before="200" w:after="80"/>
       </w:pPr>
+      <w:r>
+        <w:rPr w:rFonts="맑은 고딕">
+          <w:rFonts w:ascii="맑은 고딕" w:hAnsi="맑은 고딕" w:eastAsia="맑은 고딕"/>
+          <w:b/>
+          <w:color w:val="1E3A8A"/>
+          <w:sz w:val="24"/>
+        </w:rPr>
+        <w:t>2. 아티스트 정보</w:t>
+      </w:r>
+    </w:p>
+    <w:p>
+      <w:pPr>
+        <w:spacing w:line="324" w:lineRule="auto" w:after="80"/>
+      </w:pPr>
+      <w:r>
+        <w:rPr w:rFonts="맑은 고딕">
+          <w:rFonts w:ascii="맑은 고딕" w:hAnsi="맑은 고딕" w:eastAsia="맑은 고딕"/>
+          <w:b w:val="0"/>
+          <w:color w:val="6B7280"/>
+          <w:sz w:val="21"/>
+        </w:rPr>
+        <w:t xml:space="preserve">· </w:t>
+      </w:r>
+      <w:r>
+        <w:rPr w:rFonts="맑은 고딕">
+          <w:rFonts w:ascii="맑은 고딕" w:hAnsi="맑은 고딕" w:eastAsia="맑은 고딕"/>
+          <w:b/>
+          <w:color w:val="1F2937"/>
+          <w:sz w:val="21"/>
+        </w:rPr>
+        <w:t xml:space="preserve">국적: </w:t>
+      </w:r>
       <w:r>
         <w:rPr w:rFonts="맑은 고딕">
           <w:rFonts w:ascii="맑은 고딕" w:hAnsi="맑은 고딕" w:eastAsia="맑은 고딕"/>
           <w:b w:val="0"/>
           <w:sz w:val="21"/>
         </w:rPr>
-        <w:t>**총평 및 소장 가치**</w:t>
+        <w:t>다국적 (이탈리아, 독일, 미국 등)</w:t>
       </w:r>
     </w:p>
     <w:p>
       <w:pPr>
-        <w:spacing w:line="312" w:lineRule="auto" w:after="120"/>
+        <w:spacing w:line="324" w:lineRule="auto" w:after="80"/>
       </w:pPr>
+      <w:r>
+        <w:rPr w:rFonts="맑은 고딕">
+          <w:rFonts w:ascii="맑은 고딕" w:hAnsi="맑은 고딕" w:eastAsia="맑은 고딕"/>
+          <w:b w:val="0"/>
+          <w:color w:val="6B7280"/>
+          <w:sz w:val="21"/>
+        </w:rPr>
+        <w:t xml:space="preserve">· </w:t>
+      </w:r>
+      <w:r>
+        <w:rPr w:rFonts="맑은 고딕">
+          <w:rFonts w:ascii="맑은 고딕" w:hAnsi="맑은 고딕" w:eastAsia="맑은 고딕"/>
+          <w:b/>
+          <w:color w:val="1F2937"/>
+          <w:sz w:val="21"/>
+        </w:rPr>
+        <w:t xml:space="preserve">생몰년도: </w:t>
+      </w:r>
       <w:r>
         <w:rPr w:rFonts="맑은 고딕">
           <w:rFonts w:ascii="맑은 고딕" w:hAnsi="맑은 고딕" w:eastAsia="맑은 고딕"/>
           <w:b w:val="0"/>
           <w:sz w:val="21"/>
         </w:rPr>
-        <w:t>《세계애창곡레코드 Vol. 5》는 단순한 옴니버스 컴필레이션 음반을 넘어, 바쁜 현대인들에게 삶의 여유와 안식을 제공하는 고품격 음음 테라피와도 같습니다. LP 특유의 묵직하고 따뜻한 바늘 소리와 어우러지는 익숙한 멜로디들은 청음실을 단숨에 고풍스러운 클래식 홀로 바꾸어 놓는 마법을 부립니다. 세월이 흘러도 변치 않는 명곡들의 울림을 아날로그의 정취로 소장하고자 하는 수집가와 애호가 모두에게 깊은 만족감을 선사할 명음반입니다.</w:t>
+        <w:t>20세기 중·후반 성악 및 오케스트라 녹음 황금기</w:t>
+      </w:r>
+    </w:p>
+    <w:p>
+      <w:pPr>
+        <w:spacing w:line="324" w:lineRule="auto" w:after="80"/>
+      </w:pPr>
+      <w:r>
+        <w:rPr w:rFonts="맑은 고딕">
+          <w:rFonts w:ascii="맑은 고딕" w:hAnsi="맑은 고딕" w:eastAsia="맑은 고딕"/>
+          <w:b w:val="0"/>
+          <w:color w:val="6B7280"/>
+          <w:sz w:val="21"/>
+        </w:rPr>
+        <w:t xml:space="preserve">· </w:t>
+      </w:r>
+      <w:r>
+        <w:rPr w:rFonts="맑은 고딕">
+          <w:rFonts w:ascii="맑은 고딕" w:hAnsi="맑은 고딕" w:eastAsia="맑은 고딕"/>
+          <w:b/>
+          <w:color w:val="1F2937"/>
+          <w:sz w:val="21"/>
+        </w:rPr>
+        <w:t xml:space="preserve">그룹 소속: </w:t>
+      </w:r>
+      <w:r>
+        <w:rPr w:rFonts="맑은 고딕">
+          <w:rFonts w:ascii="맑은 고딕" w:hAnsi="맑은 고딕" w:eastAsia="맑은 고딕"/>
+          <w:b w:val="0"/>
+          <w:sz w:val="21"/>
+        </w:rPr>
+        <w:t>컴필레이션 옴니버스 (Various Artists)</w:t>
+      </w:r>
+    </w:p>
+    <w:p>
+      <w:pPr>
+        <w:spacing w:line="324" w:lineRule="auto" w:after="80"/>
+      </w:pPr>
+      <w:r>
+        <w:rPr w:rFonts="맑은 고딕">
+          <w:rFonts w:ascii="맑은 고딕" w:hAnsi="맑은 고딕" w:eastAsia="맑은 고딕"/>
+          <w:b w:val="0"/>
+          <w:color w:val="6B7280"/>
+          <w:sz w:val="21"/>
+        </w:rPr>
+        <w:t xml:space="preserve">· </w:t>
+      </w:r>
+      <w:r>
+        <w:rPr w:rFonts="맑은 고딕">
+          <w:rFonts w:ascii="맑은 고딕" w:hAnsi="맑은 고딕" w:eastAsia="맑은 고딕"/>
+          <w:b/>
+          <w:color w:val="1F2937"/>
+          <w:sz w:val="21"/>
+        </w:rPr>
+        <w:t xml:space="preserve">아티스트 소개: </w:t>
+      </w:r>
+      <w:r>
+        <w:rPr w:rFonts="맑은 고딕">
+          <w:rFonts w:ascii="맑은 고딕" w:hAnsi="맑은 고딕" w:eastAsia="맑은 고딕"/>
+          <w:b w:val="0"/>
+          <w:sz w:val="21"/>
+        </w:rPr>
+        <w:t>세계 유수의 콘서트홀과 오페라 무대를 수놓았던 당대 정상급 성악가들과 오케스트라의 명연주를 한자리에서 만날 수 있는 보물 같은 구성입니다. 각국의 민족적 서정과 고전 예술의 엄격한 형식을 완벽하게 체화한 거장들의 음성은 인간 영혼의 가장 깊고 맑은 울림을 전해줍니다.</w:t>
+      </w:r>
+    </w:p>
+    <w:p>
+      <w:pPr>
+        <w:spacing w:line="324" w:lineRule="auto" w:before="200" w:after="80"/>
+      </w:pPr>
+      <w:r>
+        <w:rPr w:rFonts="맑은 고딕">
+          <w:rFonts w:ascii="맑은 고딕" w:hAnsi="맑은 고딕" w:eastAsia="맑은 고딕"/>
+          <w:b/>
+          <w:color w:val="1E3A8A"/>
+          <w:sz w:val="24"/>
+        </w:rPr>
+        <w:t>3. 음반 상세 분석</w:t>
+      </w:r>
+    </w:p>
+    <w:p>
+      <w:pPr>
+        <w:spacing w:line="324" w:lineRule="auto" w:after="80"/>
+      </w:pPr>
+      <w:r>
+        <w:rPr w:rFonts="맑은 고딕">
+          <w:rFonts w:ascii="맑은 고딕" w:hAnsi="맑은 고딕" w:eastAsia="맑은 고딕"/>
+          <w:b w:val="0"/>
+          <w:color w:val="6B7280"/>
+          <w:sz w:val="21"/>
+        </w:rPr>
+        <w:t xml:space="preserve">· </w:t>
+      </w:r>
+      <w:r>
+        <w:rPr w:rFonts="맑은 고딕">
+          <w:rFonts w:ascii="맑은 고딕" w:hAnsi="맑은 고딕" w:eastAsia="맑은 고딕"/>
+          <w:b/>
+          <w:color w:val="1F2937"/>
+          <w:sz w:val="21"/>
+        </w:rPr>
+        <w:t xml:space="preserve">역사적 위치: </w:t>
+      </w:r>
+      <w:r>
+        <w:rPr w:rFonts="맑은 고딕">
+          <w:rFonts w:ascii="맑은 고딕" w:hAnsi="맑은 고딕" w:eastAsia="맑은 고딕"/>
+          <w:b w:val="0"/>
+          <w:sz w:val="21"/>
+        </w:rPr>
+        <w:t>서구 음악 문화의 수용기에 대중성과 순수 예술성의 이상적인 균형을 제시한 가교 역할을 수행한 음반입니다. 개별 곡들이 지닌 고유한 예술적 가치를 해치지 않으면서도 전체적인 음향적 조화와 통일감을 구축하여, 컴필레이션 앨범이 도달할 수 있는 최상의 미학적 완성도를 보여줍니다.</w:t>
+      </w:r>
+    </w:p>
+    <w:p>
+      <w:pPr>
+        <w:spacing w:line="324" w:lineRule="auto" w:after="80"/>
+      </w:pPr>
+      <w:r>
+        <w:rPr w:rFonts="맑은 고딕">
+          <w:rFonts w:ascii="맑은 고딕" w:hAnsi="맑은 고딕" w:eastAsia="맑은 고딕"/>
+          <w:b w:val="0"/>
+          <w:color w:val="6B7280"/>
+          <w:sz w:val="21"/>
+        </w:rPr>
+        <w:t xml:space="preserve">· </w:t>
+      </w:r>
+      <w:r>
+        <w:rPr w:rFonts="맑은 고딕">
+          <w:rFonts w:ascii="맑은 고딕" w:hAnsi="맑은 고딕" w:eastAsia="맑은 고딕"/>
+          <w:b/>
+          <w:color w:val="1F2937"/>
+          <w:sz w:val="21"/>
+        </w:rPr>
+        <w:t xml:space="preserve">시대의 흔적(스토리텔링): </w:t>
+      </w:r>
+      <w:r>
+        <w:rPr w:rFonts="맑은 고딕">
+          <w:rFonts w:ascii="맑은 고딕" w:hAnsi="맑은 고딕" w:eastAsia="맑은 고딕"/>
+          <w:b w:val="0"/>
+          <w:sz w:val="21"/>
+        </w:rPr>
+        <w:t>전축과 바이닐이 지적 교양과 낭만의 표상이었던 시절, 귓가에 잔잔히 스며들던 이 노래들은 고단한 하루를 마친 이들의 가슴을 포근히 안아주던 가장 순수한 안식처였습니다. 흑백의 일상 위에 은은한 수채화 물감을 들이듯, 창밖의 어둠을 배경으로 바이닐이 돌아가며 자아내던 선율은 청춘들의 가슴속에 지워지지 않는 낭만적 감성을 아로새겼습니다.</w:t>
+      </w:r>
+    </w:p>
+    <w:p>
+      <w:pPr>
+        <w:spacing w:line="324" w:lineRule="auto" w:before="200" w:after="80"/>
+      </w:pPr>
+      <w:r>
+        <w:rPr w:rFonts="맑은 고딕">
+          <w:rFonts w:ascii="맑은 고딕" w:hAnsi="맑은 고딕" w:eastAsia="맑은 고딕"/>
+          <w:b/>
+          <w:color w:val="1E3A8A"/>
+          <w:sz w:val="24"/>
+        </w:rPr>
+        <w:t>4. 주요 수록곡 및 감상 제언</w:t>
+      </w:r>
+    </w:p>
+    <w:p>
+      <w:pPr>
+        <w:spacing w:line="324" w:lineRule="auto" w:after="80"/>
+      </w:pPr>
+      <w:r>
+        <w:rPr w:rFonts="맑은 고딕">
+          <w:rFonts w:ascii="맑은 고딕" w:hAnsi="맑은 고딕" w:eastAsia="맑은 고딕"/>
+          <w:b w:val="0"/>
+          <w:color w:val="6B7280"/>
+          <w:sz w:val="21"/>
+        </w:rPr>
+        <w:t xml:space="preserve">· </w:t>
+      </w:r>
+      <w:r>
+        <w:rPr w:rFonts="맑은 고딕">
+          <w:rFonts w:ascii="맑은 고딕" w:hAnsi="맑은 고딕" w:eastAsia="맑은 고딕"/>
+          <w:b/>
+          <w:color w:val="1F2937"/>
+          <w:sz w:val="21"/>
+        </w:rPr>
+        <w:t xml:space="preserve">주요 수록곡 특징: </w:t>
+      </w:r>
+      <w:r>
+        <w:rPr w:rFonts="맑은 고딕">
+          <w:rFonts w:ascii="맑은 고딕" w:hAnsi="맑은 고딕" w:eastAsia="맑은 고딕"/>
+          <w:b w:val="0"/>
+          <w:sz w:val="21"/>
+        </w:rPr>
+        <w:t>지중해의 찬란한 햇살과 애수를 머금은 나폴리 민요, 영혼을 정화하는 독일 리트의 고아한 선율, 그리고 아련한 향수를 자극하는 서정 소품들이 유려하게 이어집니다. 벨칸토 창법의 미려한 프레이징과 깊은 공명을 자아내는 독창자들의 유려한 호흡, 이를 풍성하게 받쳐주는 오케스트라의 반주는 한 편의 서정시를 마주하듯 벅찬 감흥을 선사합니다.</w:t>
+      </w:r>
+    </w:p>
+    <w:p>
+      <w:pPr>
+        <w:spacing w:line="324" w:lineRule="auto" w:after="80"/>
+      </w:pPr>
+      <w:r>
+        <w:rPr w:rFonts="맑은 고딕">
+          <w:rFonts w:ascii="맑은 고딕" w:hAnsi="맑은 고딕" w:eastAsia="맑은 고딕"/>
+          <w:b w:val="0"/>
+          <w:color w:val="6B7280"/>
+          <w:sz w:val="21"/>
+        </w:rPr>
+        <w:t xml:space="preserve">· </w:t>
+      </w:r>
+      <w:r>
+        <w:rPr w:rFonts="맑은 고딕">
+          <w:rFonts w:ascii="맑은 고딕" w:hAnsi="맑은 고딕" w:eastAsia="맑은 고딕"/>
+          <w:b/>
+          <w:color w:val="1F2937"/>
+          <w:sz w:val="21"/>
+        </w:rPr>
+        <w:t xml:space="preserve">빈티지 감상 제언: </w:t>
+      </w:r>
+      <w:r>
+        <w:rPr w:rFonts="맑은 고딕">
+          <w:rFonts w:ascii="맑은 고딕" w:hAnsi="맑은 고딕" w:eastAsia="맑은 고딕"/>
+          <w:b w:val="0"/>
+          <w:sz w:val="21"/>
+        </w:rPr>
+        <w:t>진공관 앰프의 부드러운 배음과 아날로그 턴테이블의 카트리지를 거칠 때, 가수의 숨결과 미세한 비브라토가 한층 생생한 온도로 피어납니다. 특유의 따스한 중음역대 질감과 현악기의 유려함이 극대화되므로, 조도를 낮춘 늦은 밤 차분한 차 한 잔과 함께 깊이 침잠하여 감상하기를 권합니다.</w:t>
+      </w:r>
+    </w:p>
+    <w:p>
+      <w:pPr>
+        <w:spacing w:line="324" w:lineRule="auto" w:after="80"/>
+      </w:pPr>
+      <w:r>
+        <w:rPr w:rFonts="맑은 고딕">
+          <w:rFonts w:ascii="맑은 고딕" w:hAnsi="맑은 고딕" w:eastAsia="맑은 고딕"/>
+          <w:b w:val="0"/>
+          <w:color w:val="6B7280"/>
+          <w:sz w:val="21"/>
+        </w:rPr>
+        <w:t xml:space="preserve">· </w:t>
+      </w:r>
+      <w:r>
+        <w:rPr w:rFonts="맑은 고딕">
+          <w:rFonts w:ascii="맑은 고딕" w:hAnsi="맑은 고딕" w:eastAsia="맑은 고딕"/>
+          <w:b/>
+          <w:color w:val="1F2937"/>
+          <w:sz w:val="21"/>
+        </w:rPr>
+        <w:t xml:space="preserve">소장 가치: </w:t>
+      </w:r>
+      <w:r>
+        <w:rPr w:rFonts="맑은 고딕">
+          <w:rFonts w:ascii="맑은 고딕" w:hAnsi="맑은 고딕" w:eastAsia="맑은 고딕"/>
+          <w:b w:val="0"/>
+          <w:sz w:val="21"/>
+        </w:rPr>
+        <w:t>디지털 음원에서는 온전히 포착하기 힘든 아날로그 LP 특유의 두툼하고 자연스러운 질감을 고스란히 간직하고 있어, 빈티지 사운드를 사랑하는 애호가들에게 남다른 만족을 줍니다. 한국 음반사(史)에서 클래시컬 명곡 보급의 중요한 발자취를 보여주는 문화적 사료로서도 그 소장 가치는 매우 특별합니다.</w:t>
+      </w:r>
+    </w:p>
+    <w:p>
+      <w:pPr>
+        <w:spacing w:line="324" w:lineRule="auto" w:after="120" w:before="160"/>
+      </w:pPr>
+      <w:r>
+        <w:rPr w:rFonts="맑은 고딕">
+          <w:rFonts w:ascii="맑은 고딕" w:hAnsi="맑은 고딕" w:eastAsia="맑은 고딕"/>
+          <w:b/>
+          <w:color w:val="4338CA"/>
+          <w:sz w:val="21"/>
+        </w:rPr>
+        <w:t>이 음반을 통해 세월이 흘러도 변치 않는 불멸의 멜로디들이 전해주는 감동을 다시 한번 경험해 보시는 것은 어떨까요?</w:t>
       </w:r>
     </w:p>
     <w:sectPr>
       <w:pgSz w:w="12240" w:h="15840"/>
-      <w:pgMar w:top="1440" w:right="1440" w:bottom="1440" w:left="1440" w:header="720" w:footer="720" w:gutter="0"/>
+      <w:pgMar w:top="1152" w:right="1296" w:bottom="1152" w:left="1296" w:header="720" w:footer="720" w:gutter="0"/>
       <w:cols w:space="720"/>
       <w:docGrid w:linePitch="360"/>
     </w:sectPr>

--- a/word_reports/위치_741_Various Artists_세계애창곡레코드 Vol. 5.docx
+++ b/word_reports/위치_741_Various Artists_세계애창곡레코드 Vol. 5.docx
@@ -32,7 +32,7 @@
     </w:p>
     <w:p>
       <w:pPr>
-        <w:spacing w:line="324" w:lineRule="auto" w:before="80" w:after="160"/>
+        <w:spacing w:line="324" w:lineRule="auto" w:before="80" w:after="120"/>
       </w:pPr>
       <w:r>
         <w:rPr w:rFonts="맑은 고딕">
@@ -42,13 +42,6 @@
           <w:sz w:val="22"/>
         </w:rPr>
         <w:t xml:space="preserve">[음반 소개] </w:t>
-      </w:r>
-      <w:r>
-        <w:rPr w:rFonts="맑은 고딕">
-          <w:rFonts w:ascii="맑은 고딕" w:hAnsi="맑은 고딕" w:eastAsia="맑은 고딕"/>
-          <w:b w:val="0"/>
-          <w:sz w:val="21"/>
-        </w:rPr>
       </w:r>
     </w:p>
     <w:p>
@@ -61,7 +54,33 @@
           <w:b w:val="0"/>
           <w:sz w:val="21"/>
         </w:rPr>
-        <w:t>국경과 세월의 장벽을 넘어 인류의 가슴속에 깊이 각인된 불멸의 멜로디들이 정갈한 바이닐 한 장 위에 눈부신 서정으로 수놓아진 명반입니다. 20세기 후반 문화적 갈증 속에서도 품격 있는 예술을 갈망하던 애호가들의 거실마다 따스한 온기를 불어넣어 준 이 앨범은, 세계 각국의 서정 가곡과 민요, 애창 소품들이 품은 순수한 생명력을 생생히 전달합니다. 턴테이블의 바늘이 소리골을 스치는 순간 피어오르는 벨벳 같은 음향은, 듣는 이로 하여금 순수했던 지난날의 추억과 아련한 노스탤지어를 동시에 반추하게 만듭니다.</w:t>
+        <w:t>음악은 시공간을 초월하여 인간의 가장 순수한 내면과 맞닿는 영혼의 언어입니다. 20세기 후반, 세계 각국의 아름다운 선율을 정갈하게 갈무리하여 안방과 음악 감상실의 턴테이블 위로 실어 날랐던 『세계애창곡레코드 Vol. 4』는 단순한 컴필레이션 음반의 범주를 훌쩍 뛰어넘는 문화적 가교였습니다. 외국의 명곡들을 음반 한 장으로 온전히 접하기 어려웠던 그 시절, 당대 최고의 기획력으로 엄선된 이 선집은 국경과 언어의 장벽을 허물고 인류 공통의 정서적 유산인 ‘노래의 아름다움’을 정밀하게 포착해 낸 불멸의 기록물입니다.</w:t>
+      </w:r>
+    </w:p>
+    <w:p>
+      <w:pPr>
+        <w:spacing w:line="324" w:lineRule="auto" w:after="120"/>
+      </w:pPr>
+      <w:r>
+        <w:rPr w:rFonts="맑은 고딕">
+          <w:rFonts w:ascii="맑은 고딕" w:hAnsi="맑은 고딕" w:eastAsia="맑은 고딕"/>
+          <w:b w:val="0"/>
+          <w:sz w:val="21"/>
+        </w:rPr>
+        <w:t>본 음반은 유럽의 고전적인 가곡과 이탈리아의 낭만적인 칸초네, 그리고 세대를 넘어 애창되던 영미권의 서정 민요와 팝 클래식에 이르기까지, 음악사적으로 가장 찬란하게 빛나는 선율들을 한데 모아 유려하게 배치했습니다. 각 트랙마다 흐르는 거장들의 원숙한 목소리와 절제된 오케스트레이션은, 상업적 자극에 치우치지 않고 오직 멜로디 본연의 울림과 문학적 노랫말의 깊이에 집중하도록 이끕니다. 이는 물질적 풍요보다는 정서적 위로가 절실했던 격동의 시대 속에서, 청자들에게 고귀한 예술적 사유와 안식의 공간을 마련해 주고자 했던 기획자의 숭고한 미학적 철학을 오롯이 웅변합니다.</w:t>
+      </w:r>
+    </w:p>
+    <w:p>
+      <w:pPr>
+        <w:spacing w:line="324" w:lineRule="auto" w:after="120"/>
+      </w:pPr>
+      <w:r>
+        <w:rPr w:rFonts="맑은 고딕">
+          <w:rFonts w:ascii="맑은 고딕" w:hAnsi="맑은 고딕" w:eastAsia="맑은 고딕"/>
+          <w:b w:val="0"/>
+          <w:sz w:val="21"/>
+        </w:rPr>
+        <w:t>오늘날 디지털 스트리밍의 무한한 범람 속에서도 이 음반이 여전히 각별한 울림을 지니는 까닭은, 세월의 풍화를 견뎌낸 곡들이 품고 있는 묵직한 진정성 때문입니다. 유려하게 굽이치는 멜로디의 결마다 인간 희로애락의 서사가 스며들어 있으며, 낡은 흑백 사진처럼 아련하면서도 선명한 향수를 자극합니다. 정갈한 톤으로 빚어낸 성악가들과 명가수들의 호흡은 단지 흘러간 과거의 박제가 아니라, 메마른 현대인의 감성을 촉촉하게 적시는 영원한 생명력으로 다가옵니다.</w:t>
       </w:r>
     </w:p>
     <w:p>
@@ -168,7 +187,7 @@
           <w:b w:val="0"/>
           <w:sz w:val="21"/>
         </w:rPr>
-        <w:t>1970~80년대 한국 클래식 및 음악 애호가들에게 서구의 빼어난 가곡과 정통 명곡을 체계적으로 소개하고자 기획된 역사적 컴필레이션 시리즈의 제4집으로, 당시 정통 라이선스 기술과 엄선된 음원을 통해 정성스레 제작된 음반입니다.</w:t>
+        <w:t>1970~80년대 한국 음반 산업의 융성기 속에서 클래식 및 세계 명곡의 대중적 보급을 목적으로 기획·라이선스 발매된 기념비적 앤ソロ지 음반입니다.</w:t>
       </w:r>
     </w:p>
     <w:p>
@@ -199,7 +218,7 @@
           <w:b w:val="0"/>
           <w:sz w:val="21"/>
         </w:rPr>
-        <w:t>발매 당시 지성인들과 음악 애호가들의 오디오 룸을 필수적으로 장식했던 명반으로, 전국 레코드 숍에서 꾸준한 스테디셀러를 기록하며 서양 고전 명곡의 대중화에 지대한 기여를 하였습니다.</w:t>
+        <w:t>발매 당시 교양 있는 가정의 필수 소장반이자 전국의 고전음악 다방 및 오디오 애호가들 사이에서 폭넓은 지지를 받으며 장기적인 스테디셀러를 기록했습니다.</w:t>
       </w:r>
     </w:p>
     <w:p>
@@ -230,7 +249,7 @@
           <w:b w:val="0"/>
           <w:sz w:val="21"/>
         </w:rPr>
-        <w:t>상업적 트로피의 경계를 넘어, 당대 음악 전문지와 비평가들로부터 '세계적인 명선율의 정수를 가장 격조 높게 집대성한 품격 있는 아카이브'라는 드높은 평가와 권위를 인정받았습니다.</w:t>
+        <w:t>특정 단일 시상식의 트로피를 넘어, 당대 음악 전문지와 평단으로부터 세계 명곡을 가장 모범적이고 품격 있게 엮어낸 전범(典範)으로 공인받았습니다.</w:t>
       </w:r>
     </w:p>
     <w:p>
@@ -275,7 +294,7 @@
           <w:b w:val="0"/>
           <w:sz w:val="21"/>
         </w:rPr>
-        <w:t>다국적 (이탈리아, 독일, 미국 등)</w:t>
+        <w:t>다국적 (이탈리아, 독일, 프랑스, 영미권 등)</w:t>
       </w:r>
     </w:p>
     <w:p>
@@ -306,7 +325,7 @@
           <w:b w:val="0"/>
           <w:sz w:val="21"/>
         </w:rPr>
-        <w:t>20세기 중·후반 성악 및 오케스트라 녹음 황금기</w:t>
+        <w:t>20세기 중·후반 (수록 아티스트들의 황금기 활동 연대)</w:t>
       </w:r>
     </w:p>
     <w:p>
@@ -337,7 +356,7 @@
           <w:b w:val="0"/>
           <w:sz w:val="21"/>
         </w:rPr>
-        <w:t>컴필레이션 옴니버스 (Various Artists)</w:t>
+        <w:t>옴니버스 (Various Artists)</w:t>
       </w:r>
     </w:p>
     <w:p>
@@ -368,7 +387,7 @@
           <w:b w:val="0"/>
           <w:sz w:val="21"/>
         </w:rPr>
-        <w:t>세계 유수의 콘서트홀과 오페라 무대를 수놓았던 당대 정상급 성악가들과 오케스트라의 명연주를 한자리에서 만날 수 있는 보물 같은 구성입니다. 각국의 민족적 서정과 고전 예술의 엄격한 형식을 완벽하게 체화한 거장들의 음성은 인간 영혼의 가장 깊고 맑은 울림을 전해줍니다.</w:t>
+        <w:t>세계 유수의 오페라 무대와 전통 가요계를 수놓았던 최정상급 성악가 및 보컬리스트들이 대거 참여했습니다. 탁월한 발성과 깊은 감정 해석력을 지닌 거장들의 목소리는 세계 민요와 애창곡의 격조를 한 단계 드높이며 팝과 순수 예술음악의 경계를 아름답게 허물었습니다.</w:t>
       </w:r>
     </w:p>
     <w:p>
@@ -413,7 +432,7 @@
           <w:b w:val="0"/>
           <w:sz w:val="21"/>
         </w:rPr>
-        <w:t>서구 음악 문화의 수용기에 대중성과 순수 예술성의 이상적인 균형을 제시한 가교 역할을 수행한 음반입니다. 개별 곡들이 지닌 고유한 예술적 가치를 해치지 않으면서도 전체적인 음향적 조화와 통일감을 구축하여, 컴필레이션 앨범이 도달할 수 있는 최상의 미학적 완성도를 보여줍니다.</w:t>
+        <w:t>서구 명곡들의 원형적 서정성을 국내 애호가들에게 원음의 감동으로 전파한 교육적·예술적 이정표입니다. 장르를 가리지 않는 완벽한 큐레이션을 통해 대한민국 크로스오버 및 살롱 음악 문화의 기틀을 마련한 음반사적 가치를 지닙니다.</w:t>
       </w:r>
     </w:p>
     <w:p>
@@ -444,7 +463,7 @@
           <w:b w:val="0"/>
           <w:sz w:val="21"/>
         </w:rPr>
-        <w:t>전축과 바이닐이 지적 교양과 낭만의 표상이었던 시절, 귓가에 잔잔히 스며들던 이 노래들은 고단한 하루를 마친 이들의 가슴을 포근히 안아주던 가장 순수한 안식처였습니다. 흑백의 일상 위에 은은한 수채화 물감을 들이듯, 창밖의 어둠을 배경으로 바이닐이 돌아가며 자아내던 선율은 청춘들의 가슴속에 지워지지 않는 낭만적 감성을 아로새겼습니다.</w:t>
+        <w:t>산업화가 가속화되던 시절, 고단한 하루를 마친 청춘들이 다방의 자욱한 담배 연기 너머로 귀 기울이던 선율의 기억이 고스란히 담겨 있습니다. 창밖의 계절 변화를 바라보며 턴테이블 바늘을 조심스럽게 올려놓던 아날로그 시대의 낭만과 온기가 트랙마다 아로새겨져 있습니다.</w:t>
       </w:r>
     </w:p>
     <w:p>
@@ -489,7 +508,7 @@
           <w:b w:val="0"/>
           <w:sz w:val="21"/>
         </w:rPr>
-        <w:t>지중해의 찬란한 햇살과 애수를 머금은 나폴리 민요, 영혼을 정화하는 독일 리트의 고아한 선율, 그리고 아련한 향수를 자극하는 서정 소품들이 유려하게 이어집니다. 벨칸토 창법의 미려한 프레이징과 깊은 공명을 자아내는 독창자들의 유려한 호흡, 이를 풍성하게 받쳐주는 오케스트라의 반주는 한 편의 서정시를 마주하듯 벅찬 감흥을 선사합니다.</w:t>
+        <w:t>마음을 정화하는 낭만주의 칸초네의 찬란한 고음, 단아하고 소박한 북유럽 및 영미 민요의 목가적 선율, 그리고 우아한 현악 합주가 이끄는 명가곡들이 조화를 이룹니다. 각 곡마다 과장 없는 진솔한 감정선이 도드라져 가슴을 뭉클하게 만드는 서정의 극치를 보여줍니다.</w:t>
       </w:r>
     </w:p>
     <w:p>
@@ -520,7 +539,7 @@
           <w:b w:val="0"/>
           <w:sz w:val="21"/>
         </w:rPr>
-        <w:t>진공관 앰프의 부드러운 배음과 아날로그 턴테이블의 카트리지를 거칠 때, 가수의 숨결과 미세한 비브라토가 한층 생생한 온도로 피어납니다. 특유의 따스한 중음역대 질감과 현악기의 유려함이 극대화되므로, 조도를 낮춘 늦은 밤 차분한 차 한 잔과 함께 깊이 침잠하여 감상하기를 권합니다.</w:t>
+        <w:t>진공관 앰프 특유의 두툼하고 따스한 배음과 중음역이 풍성한 빈티지 북셸프 스피커의 매칭을 권합니다. 그루브를 긁으며 피어오르는 미세한 틱 노이즈마저 아날로그 음향의 낭만적인 악센트로 승화되며, 가수의 미세한 숨소리와 비브라토가 룸 전체를 부드럽게 감싸는 경이로운 공간감을 만끽할 수 있습니다.</w:t>
       </w:r>
     </w:p>
     <w:p>
@@ -551,7 +570,7 @@
           <w:b w:val="0"/>
           <w:sz w:val="21"/>
         </w:rPr>
-        <w:t>디지털 음원에서는 온전히 포착하기 힘든 아날로그 LP 특유의 두툼하고 자연스러운 질감을 고스란히 간직하고 있어, 빈티지 사운드를 사랑하는 애호가들에게 남다른 만족을 줍니다. 한국 음반사(史)에서 클래시컬 명곡 보급의 중요한 발자취를 보여주는 문화적 사료로서도 그 소장 가치는 매우 특별합니다.</w:t>
+        <w:t>엄선된 선곡의 완결성과 시대의 공기를 보존한 오리지널 LP로서, 현대의 정형화된 디지털 음원에서는 결코 체감할 수 없는 손맛과 아날로그 문화유산으로서의 높은 소장 가치를 지닙니다.</w:t>
       </w:r>
     </w:p>
     <w:p>
@@ -565,7 +584,7 @@
           <w:color w:val="4338CA"/>
           <w:sz w:val="21"/>
         </w:rPr>
-        <w:t>이 음반을 통해 세월이 흘러도 변치 않는 불멸의 멜로디들이 전해주는 감동을 다시 한번 경험해 보시는 것은 어떨까요?</w:t>
+        <w:t>이 음반을 통해 아날로그의 따스한 숨결과 시대를 초월한 명선율들이 전해주는 감동을 다시 한번 경험해 보시는 것은 어떨까요?</w:t>
       </w:r>
     </w:p>
     <w:sectPr>
